--- a/input/srs_report/BC10_PDTD_DTM_SRS_v1.0.docx
+++ b/input/srs_report/BC10_PDTD_DTM_SRS_v1.0.docx
@@ -5765,7 +5765,25 @@
                     <w:rPr>
                       <w:color w:val="000000" w:themeColor="text1" w:themeTint="FF" w:themeShade="FF"/>
                     </w:rPr>
-                    <w:t>SB_DTM.</w:t>
+                    <w:t>S</w:t>
+                  </w:r>
+                  <w:r>
+                    <w:rPr>
+                      <w:color w:val="000000" w:themeColor="text1" w:themeTint="FF" w:themeShade="FF"/>
+                    </w:rPr>
+                    <w:t>TG</w:t>
+                  </w:r>
+                  <w:r>
+                    <w:rPr>
+                      <w:color w:val="000000" w:themeColor="text1" w:themeTint="FF" w:themeShade="FF"/>
+                    </w:rPr>
+                    <w:t>_DTM.</w:t>
+                  </w:r>
+                  <w:r>
+                    <w:rPr>
+                      <w:color w:val="000000" w:themeColor="text1" w:themeTint="FF" w:themeShade="FF"/>
+                    </w:rPr>
+                    <w:t>STG_</w:t>
                   </w:r>
                   <w:r>
                     <w:rPr>
@@ -5804,6 +5822,7 @@
                 </w:tcPr>
                 <w:p>
                   <w:pPr>
+                    <w:pStyle w:val="Normal"/>
                     <w:spacing w:line="360" w:lineRule="auto"/>
                     <w:ind w:right="34"/>
                     <w:jc w:val="left"/>
@@ -5816,7 +5835,25 @@
                     <w:rPr>
                       <w:color w:val="000000" w:themeColor="text1" w:themeTint="FF" w:themeShade="FF"/>
                     </w:rPr>
-                    <w:t>SB_DTM.</w:t>
+                    <w:t>S</w:t>
+                  </w:r>
+                  <w:r>
+                    <w:rPr>
+                      <w:color w:val="000000" w:themeColor="text1" w:themeTint="FF" w:themeShade="FF"/>
+                    </w:rPr>
+                    <w:t>TG</w:t>
+                  </w:r>
+                  <w:r>
+                    <w:rPr>
+                      <w:color w:val="000000" w:themeColor="text1" w:themeTint="FF" w:themeShade="FF"/>
+                    </w:rPr>
+                    <w:t>_DTM.</w:t>
+                  </w:r>
+                  <w:r>
+                    <w:rPr>
+                      <w:color w:val="000000" w:themeColor="text1" w:themeTint="FF" w:themeShade="FF"/>
+                    </w:rPr>
+                    <w:t>STG_</w:t>
                   </w:r>
                   <w:r>
                     <w:rPr>
@@ -5883,6 +5920,7 @@
                 </w:tcPr>
                 <w:p>
                   <w:pPr>
+                    <w:pStyle w:val="Normal"/>
                     <w:spacing w:line="360" w:lineRule="auto"/>
                     <w:ind w:right="34"/>
                     <w:jc w:val="left"/>
@@ -5894,7 +5932,25 @@
                     <w:rPr>
                       <w:color w:val="000000" w:themeColor="text1" w:themeTint="FF" w:themeShade="FF"/>
                     </w:rPr>
-                    <w:t>SB_DTM.</w:t>
+                    <w:t>S</w:t>
+                  </w:r>
+                  <w:r>
+                    <w:rPr>
+                      <w:color w:val="000000" w:themeColor="text1" w:themeTint="FF" w:themeShade="FF"/>
+                    </w:rPr>
+                    <w:t>TG</w:t>
+                  </w:r>
+                  <w:r>
+                    <w:rPr>
+                      <w:color w:val="000000" w:themeColor="text1" w:themeTint="FF" w:themeShade="FF"/>
+                    </w:rPr>
+                    <w:t>_DTM.</w:t>
+                  </w:r>
+                  <w:r>
+                    <w:rPr>
+                      <w:color w:val="000000" w:themeColor="text1" w:themeTint="FF" w:themeShade="FF"/>
+                    </w:rPr>
+                    <w:t>STG_</w:t>
                   </w:r>
                   <w:r>
                     <w:rPr>
@@ -5964,6 +6020,502 @@
                       <w:color w:val="000000"/>
                     </w:rPr>
                     <w:t>c</w:t>
+                  </w:r>
+                  <w:r>
+                    <w:rPr>
+                      <w:color w:val="000000"/>
+                    </w:rPr>
+                    <w:t>.DIMENSION</w:t>
+                  </w:r>
+                  <w:proofErr w:type="gramEnd"/>
+                  <w:r>
+                    <w:rPr>
+                      <w:color w:val="000000"/>
+                    </w:rPr>
+                    <w:t>_KEY</w:t>
+                  </w:r>
+                </w:p>
+              </w:tc>
+            </w:tr>
+            <w:tr>
+              <w:trPr>
+                <w:trHeight w:val="284"/>
+              </w:trPr>
+              <w:tc>
+                <w:tcPr>
+                  <w:tcW w:w="3278" w:type="dxa"/>
+                  <w:tcMar/>
+                </w:tcPr>
+                <w:p>
+                  <w:pPr>
+                    <w:pStyle w:val="Normal"/>
+                    <w:spacing w:line="360" w:lineRule="auto"/>
+                    <w:ind w:right="34"/>
+                    <w:jc w:val="left"/>
+                    <w:rPr>
+                      <w:color w:val="000000"/>
+                    </w:rPr>
+                  </w:pPr>
+                  <w:r>
+                    <w:rPr>
+                      <w:color w:val="000000" w:themeColor="text1" w:themeTint="FF" w:themeShade="FF"/>
+                    </w:rPr>
+                    <w:t>S</w:t>
+                  </w:r>
+                  <w:r>
+                    <w:rPr>
+                      <w:color w:val="000000" w:themeColor="text1" w:themeTint="FF" w:themeShade="FF"/>
+                    </w:rPr>
+                    <w:t>TG</w:t>
+                  </w:r>
+                  <w:r>
+                    <w:rPr>
+                      <w:color w:val="000000" w:themeColor="text1" w:themeTint="FF" w:themeShade="FF"/>
+                    </w:rPr>
+                    <w:t>_DTM.</w:t>
+                  </w:r>
+                  <w:r>
+                    <w:rPr>
+                      <w:color w:val="000000" w:themeColor="text1" w:themeTint="FF" w:themeShade="FF"/>
+                    </w:rPr>
+                    <w:t>STG_</w:t>
+                  </w:r>
+                  <w:r>
+                    <w:rPr>
+                      <w:color w:val="000000" w:themeColor="text1" w:themeTint="FF" w:themeShade="FF"/>
+                    </w:rPr>
+                    <w:t>DIM_CUSTOMER (d)</w:t>
+                  </w:r>
+                </w:p>
+              </w:tc>
+              <w:tc>
+                <w:tcPr>
+                  <w:tcW w:w="3370" w:type="dxa"/>
+                  <w:tcMar/>
+                </w:tcPr>
+                <w:p>
+                  <w:pPr>
+                    <w:spacing w:line="360" w:lineRule="auto"/>
+                    <w:ind w:right="175"/>
+                    <w:jc w:val="left"/>
+                    <w:rPr>
+                      <w:rFonts w:eastAsia="Times New Roman"/>
+                      <w:lang w:val="en-GB"/>
+                    </w:rPr>
+                  </w:pPr>
+                  <w:r>
+                    <w:rPr>
+                      <w:color w:val="000000"/>
+                    </w:rPr>
+                    <w:t xml:space="preserve">INNER JOIN </w:t>
+                  </w:r>
+                  <w:r>
+                    <w:rPr>
+                      <w:color w:val="000000"/>
+                    </w:rPr>
+                    <w:t>với điều kiện</w:t>
+                  </w:r>
+                  <w:r>
+                    <w:rPr>
+                      <w:color w:val="000000"/>
+                    </w:rPr>
+                    <w:t>:</w:t>
+                  </w:r>
+                  <w:r>
+                    <w:rPr>
+                      <w:color w:val="000000"/>
+                    </w:rPr>
+                    <w:t xml:space="preserve"> </w:t>
+                  </w:r>
+                  <w:r>
+                    <w:rPr>
+                      <w:color w:val="000000"/>
+                    </w:rPr>
+                    <w:t xml:space="preserve"> </w:t>
+                  </w:r>
+                  <w:proofErr w:type="gramStart"/>
+                  <w:r>
+                    <w:rPr>
+                      <w:color w:val="000000"/>
+                    </w:rPr>
+                    <w:t>a</w:t>
+                  </w:r>
+                  <w:r>
+                    <w:rPr>
+                      <w:color w:val="000000"/>
+                    </w:rPr>
+                    <w:t>.CUSTOMER</w:t>
+                  </w:r>
+                  <w:proofErr w:type="gramEnd"/>
+                  <w:r>
+                    <w:rPr>
+                      <w:color w:val="000000"/>
+                    </w:rPr>
+                    <w:t xml:space="preserve">_SK = </w:t>
+                  </w:r>
+                  <w:proofErr w:type="gramStart"/>
+                  <w:r>
+                    <w:rPr>
+                      <w:color w:val="000000"/>
+                    </w:rPr>
+                    <w:t>d</w:t>
+                  </w:r>
+                  <w:r>
+                    <w:rPr>
+                      <w:color w:val="000000"/>
+                    </w:rPr>
+                    <w:t>.DIMENSION</w:t>
+                  </w:r>
+                  <w:proofErr w:type="gramEnd"/>
+                  <w:r>
+                    <w:rPr>
+                      <w:color w:val="000000"/>
+                    </w:rPr>
+                    <w:t xml:space="preserve">_KEY AND </w:t>
+                  </w:r>
+                  <w:proofErr w:type="gramStart"/>
+                  <w:r>
+                    <w:rPr>
+                      <w:color w:val="000000"/>
+                    </w:rPr>
+                    <w:t>d</w:t>
+                  </w:r>
+                  <w:r>
+                    <w:rPr>
+                      <w:color w:val="000000"/>
+                    </w:rPr>
+                    <w:t>.SEAB</w:t>
+                  </w:r>
+                  <w:proofErr w:type="gramEnd"/>
+                  <w:r>
+                    <w:rPr>
+                      <w:color w:val="000000"/>
+                    </w:rPr>
+                    <w:t>_CU_SEGMENT IN ('14', '21')</w:t>
+                  </w:r>
+                </w:p>
+              </w:tc>
+            </w:tr>
+            <w:tr>
+              <w:trPr>
+                <w:trHeight w:val="284"/>
+              </w:trPr>
+              <w:tc>
+                <w:tcPr>
+                  <w:tcW w:w="3278" w:type="dxa"/>
+                  <w:tcMar/>
+                </w:tcPr>
+                <w:p>
+                  <w:pPr>
+                    <w:pStyle w:val="Normal"/>
+                    <w:spacing w:line="360" w:lineRule="auto"/>
+                    <w:ind w:right="34"/>
+                    <w:jc w:val="left"/>
+                    <w:rPr>
+                      <w:color w:val="000000"/>
+                    </w:rPr>
+                  </w:pPr>
+                  <w:r>
+                    <w:rPr>
+                      <w:color w:val="000000" w:themeColor="text1" w:themeTint="FF" w:themeShade="FF"/>
+                    </w:rPr>
+                    <w:t>S</w:t>
+                  </w:r>
+                  <w:r>
+                    <w:rPr>
+                      <w:color w:val="000000" w:themeColor="text1" w:themeTint="FF" w:themeShade="FF"/>
+                    </w:rPr>
+                    <w:t>TG</w:t>
+                  </w:r>
+                  <w:r>
+                    <w:rPr>
+                      <w:color w:val="000000" w:themeColor="text1" w:themeTint="FF" w:themeShade="FF"/>
+                    </w:rPr>
+                    <w:t>_DTM.</w:t>
+                  </w:r>
+                  <w:r>
+                    <w:rPr>
+                      <w:color w:val="000000" w:themeColor="text1" w:themeTint="FF" w:themeShade="FF"/>
+                    </w:rPr>
+                    <w:t>STG_</w:t>
+                  </w:r>
+                  <w:r>
+                    <w:rPr>
+                      <w:color w:val="000000" w:themeColor="text1" w:themeTint="FF" w:themeShade="FF"/>
+                    </w:rPr>
+                    <w:t>DIM_COMPANY (e)</w:t>
+                  </w:r>
+                </w:p>
+              </w:tc>
+              <w:tc>
+                <w:tcPr>
+                  <w:tcW w:w="3370" w:type="dxa"/>
+                  <w:tcMar/>
+                </w:tcPr>
+                <w:p>
+                  <w:pPr>
+                    <w:pStyle w:val="Normal"/>
+                    <w:suppressLineNumbers w:val="0"/>
+                    <w:bidi w:val="0"/>
+                    <w:spacing w:before="0" w:beforeAutospacing="off" w:after="0" w:afterAutospacing="off" w:line="360" w:lineRule="auto"/>
+                    <w:ind w:left="0" w:right="175"/>
+                    <w:jc w:val="left"/>
+                    <w:rPr>
+                      <w:rFonts w:eastAsia="Times New Roman"/>
+                      <w:lang w:val="en-GB"/>
+                    </w:rPr>
+                  </w:pPr>
+                  <w:r>
+                    <w:rPr>
+                      <w:color w:val="000000" w:themeColor="text1" w:themeTint="FF" w:themeShade="FF"/>
+                    </w:rPr>
+                    <w:t xml:space="preserve">LEFT </w:t>
+                  </w:r>
+                  <w:r>
+                    <w:rPr>
+                      <w:color w:val="000000" w:themeColor="text1" w:themeTint="FF" w:themeShade="FF"/>
+                    </w:rPr>
+                    <w:t xml:space="preserve">JOIN  </w:t>
+                  </w:r>
+                  <w:r>
+                    <w:rPr>
+                      <w:color w:val="000000" w:themeColor="text1" w:themeTint="FF" w:themeShade="FF"/>
+                    </w:rPr>
+                    <w:t>với</w:t>
+                  </w:r>
+                  <w:r>
+                    <w:rPr>
+                      <w:color w:val="000000" w:themeColor="text1" w:themeTint="FF" w:themeShade="FF"/>
+                    </w:rPr>
+                    <w:t xml:space="preserve"> </w:t>
+                  </w:r>
+                  <w:r>
+                    <w:rPr>
+                      <w:color w:val="000000" w:themeColor="text1" w:themeTint="FF" w:themeShade="FF"/>
+                    </w:rPr>
+                    <w:t>điều</w:t>
+                  </w:r>
+                  <w:r>
+                    <w:rPr>
+                      <w:color w:val="000000" w:themeColor="text1" w:themeTint="FF" w:themeShade="FF"/>
+                    </w:rPr>
+                    <w:t xml:space="preserve"> </w:t>
+                  </w:r>
+                  <w:r>
+                    <w:rPr>
+                      <w:color w:val="000000" w:themeColor="text1" w:themeTint="FF" w:themeShade="FF"/>
+                    </w:rPr>
+                    <w:t>kiện</w:t>
+                  </w:r>
+                  <w:r>
+                    <w:rPr>
+                      <w:color w:val="000000" w:themeColor="text1" w:themeTint="FF" w:themeShade="FF"/>
+                    </w:rPr>
+                    <w:t>:</w:t>
+                  </w:r>
+                  <w:r>
+                    <w:rPr>
+                      <w:color w:val="000000" w:themeColor="text1" w:themeTint="FF" w:themeShade="FF"/>
+                    </w:rPr>
+                    <w:t xml:space="preserve"> </w:t>
+                  </w:r>
+                  <w:r>
+                    <w:rPr>
+                      <w:color w:val="000000" w:themeColor="text1" w:themeTint="FF" w:themeShade="FF"/>
+                    </w:rPr>
+                    <w:t>a</w:t>
+                  </w:r>
+                  <w:r>
+                    <w:rPr>
+                      <w:color w:val="000000" w:themeColor="text1" w:themeTint="FF" w:themeShade="FF"/>
+                    </w:rPr>
+                    <w:t>.CO</w:t>
+                  </w:r>
+                  <w:r>
+                    <w:rPr>
+                      <w:color w:val="000000" w:themeColor="text1" w:themeTint="FF" w:themeShade="FF"/>
+                    </w:rPr>
+                    <w:t>_CODE</w:t>
+                  </w:r>
+                  <w:r>
+                    <w:rPr>
+                      <w:color w:val="000000" w:themeColor="text1" w:themeTint="FF" w:themeShade="FF"/>
+                    </w:rPr>
+                    <w:t xml:space="preserve"> = </w:t>
+                  </w:r>
+                  <w:r>
+                    <w:rPr>
+                      <w:color w:val="000000" w:themeColor="text1" w:themeTint="FF" w:themeShade="FF"/>
+                    </w:rPr>
+                    <w:t>e</w:t>
+                  </w:r>
+                  <w:r>
+                    <w:rPr>
+                      <w:color w:val="000000" w:themeColor="text1" w:themeTint="FF" w:themeShade="FF"/>
+                    </w:rPr>
+                    <w:t>.COMPANY</w:t>
+                  </w:r>
+                  <w:r>
+                    <w:rPr>
+                      <w:color w:val="000000" w:themeColor="text1" w:themeTint="FF" w:themeShade="FF"/>
+                    </w:rPr>
+                    <w:t>_CODE</w:t>
+                  </w:r>
+                  <w:r>
+                    <w:rPr>
+                      <w:color w:val="000000" w:themeColor="text1" w:themeTint="FF" w:themeShade="FF"/>
+                    </w:rPr>
+                    <w:t xml:space="preserve"> and </w:t>
+                  </w:r>
+                  <w:r>
+                    <w:rPr>
+                      <w:color w:val="000000" w:themeColor="text1" w:themeTint="FF" w:themeShade="FF"/>
+                    </w:rPr>
+                    <w:t>e</w:t>
+                  </w:r>
+                  <w:r>
+                    <w:rPr>
+                      <w:color w:val="000000" w:themeColor="text1" w:themeTint="FF" w:themeShade="FF"/>
+                    </w:rPr>
+                    <w:t>.</w:t>
+                  </w:r>
+                  <w:r>
+                    <w:rPr>
+                      <w:color w:val="000000" w:themeColor="text1" w:themeTint="FF" w:themeShade="FF"/>
+                    </w:rPr>
+                    <w:t>COMPANY</w:t>
+                  </w:r>
+                  <w:r>
+                    <w:rPr>
+                      <w:color w:val="000000" w:themeColor="text1" w:themeTint="FF" w:themeShade="FF"/>
+                    </w:rPr>
+                    <w:t>_EXP_DATE</w:t>
+                  </w:r>
+                  <w:r>
+                    <w:rPr>
+                      <w:color w:val="000000" w:themeColor="text1" w:themeTint="FF" w:themeShade="FF"/>
+                    </w:rPr>
+                    <w:t xml:space="preserve"> IS NULL</w:t>
+                  </w:r>
+                </w:p>
+              </w:tc>
+            </w:tr>
+            <w:tr>
+              <w:trPr>
+                <w:trHeight w:val="284"/>
+              </w:trPr>
+              <w:tc>
+                <w:tcPr>
+                  <w:tcW w:w="3278" w:type="dxa"/>
+                  <w:tcMar/>
+                </w:tcPr>
+                <w:p>
+                  <w:pPr>
+                    <w:pStyle w:val="Normal"/>
+                    <w:spacing w:line="360" w:lineRule="auto"/>
+                    <w:ind w:right="34"/>
+                    <w:jc w:val="left"/>
+                    <w:rPr>
+                      <w:color w:val="000000"/>
+                    </w:rPr>
+                  </w:pPr>
+                  <w:r>
+                    <w:rPr>
+                      <w:color w:val="000000" w:themeColor="text1" w:themeTint="FF" w:themeShade="FF"/>
+                    </w:rPr>
+                    <w:t>S</w:t>
+                  </w:r>
+                  <w:r>
+                    <w:rPr>
+                      <w:color w:val="000000" w:themeColor="text1" w:themeTint="FF" w:themeShade="FF"/>
+                    </w:rPr>
+                    <w:t>TG</w:t>
+                  </w:r>
+                  <w:r>
+                    <w:rPr>
+                      <w:color w:val="000000" w:themeColor="text1" w:themeTint="FF" w:themeShade="FF"/>
+                    </w:rPr>
+                    <w:t>_DTM.</w:t>
+                  </w:r>
+                  <w:r>
+                    <w:rPr>
+                      <w:color w:val="000000" w:themeColor="text1" w:themeTint="FF" w:themeShade="FF"/>
+                    </w:rPr>
+                    <w:t>STG_</w:t>
+                  </w:r>
+                  <w:r>
+                    <w:rPr>
+                      <w:color w:val="000000" w:themeColor="text1" w:themeTint="FF" w:themeShade="FF"/>
+                    </w:rPr>
+                    <w:t>DIM_SEAB_PRODUCTS_DE (f)</w:t>
+                  </w:r>
+                </w:p>
+              </w:tc>
+              <w:tc>
+                <w:tcPr>
+                  <w:tcW w:w="3370" w:type="dxa"/>
+                  <w:tcMar/>
+                </w:tcPr>
+                <w:p>
+                  <w:pPr>
+                    <w:spacing w:line="360" w:lineRule="auto"/>
+                    <w:ind w:right="175"/>
+                    <w:jc w:val="left"/>
+                    <w:rPr>
+                      <w:rFonts w:eastAsia="Times New Roman"/>
+                      <w:lang w:val="en-GB"/>
+                    </w:rPr>
+                  </w:pPr>
+                  <w:r>
+                    <w:rPr>
+                      <w:color w:val="000000"/>
+                    </w:rPr>
+                    <w:t xml:space="preserve">LEFT JOIN </w:t>
+                  </w:r>
+                  <w:r>
+                    <w:rPr>
+                      <w:color w:val="000000"/>
+                    </w:rPr>
+                    <w:t>với điều kiện</w:t>
+                  </w:r>
+                  <w:r>
+                    <w:rPr>
+                      <w:color w:val="000000"/>
+                    </w:rPr>
+                    <w:t>:</w:t>
+                  </w:r>
+                  <w:r>
+                    <w:rPr>
+                      <w:color w:val="000000"/>
+                    </w:rPr>
+                    <w:t xml:space="preserve"> </w:t>
+                  </w:r>
+                  <w:proofErr w:type="gramStart"/>
+                  <w:r>
+                    <w:rPr>
+                      <w:color w:val="000000"/>
+                    </w:rPr>
+                    <w:t>a</w:t>
+                  </w:r>
+                  <w:r>
+                    <w:rPr>
+                      <w:color w:val="000000"/>
+                    </w:rPr>
+                    <w:t>.SEAB</w:t>
+                  </w:r>
+                  <w:proofErr w:type="gramEnd"/>
+                  <w:r>
+                    <w:rPr>
+                      <w:color w:val="000000"/>
+                    </w:rPr>
+                    <w:t xml:space="preserve">_PRODUCTS_SK = </w:t>
+                  </w:r>
+                  <w:proofErr w:type="gramStart"/>
+                  <w:r>
+                    <w:rPr>
+                      <w:color w:val="000000"/>
+                    </w:rPr>
+                    <w:t>f</w:t>
                   </w:r>
                   <w:r>
                     <w:rPr>
@@ -6001,439 +6553,6 @@
                   </w:pPr>
                   <w:r>
                     <w:rPr>
-                      <w:color w:val="000000" w:themeColor="text1" w:themeTint="FF" w:themeShade="FF"/>
-                    </w:rPr>
-                    <w:t>SB_DTM.</w:t>
-                  </w:r>
-                  <w:r>
-                    <w:rPr>
-                      <w:color w:val="000000" w:themeColor="text1" w:themeTint="FF" w:themeShade="FF"/>
-                    </w:rPr>
-                    <w:t>DIM_CUSTOMER (d)</w:t>
-                  </w:r>
-                </w:p>
-              </w:tc>
-              <w:tc>
-                <w:tcPr>
-                  <w:tcW w:w="3370" w:type="dxa"/>
-                  <w:tcMar/>
-                </w:tcPr>
-                <w:p>
-                  <w:pPr>
-                    <w:spacing w:line="360" w:lineRule="auto"/>
-                    <w:ind w:right="175"/>
-                    <w:jc w:val="left"/>
-                    <w:rPr>
-                      <w:rFonts w:eastAsia="Times New Roman"/>
-                      <w:lang w:val="en-GB"/>
-                    </w:rPr>
-                  </w:pPr>
-                  <w:r>
-                    <w:rPr>
-                      <w:color w:val="000000"/>
-                    </w:rPr>
-                    <w:t xml:space="preserve">INNER JOIN </w:t>
-                  </w:r>
-                  <w:r>
-                    <w:rPr>
-                      <w:color w:val="000000"/>
-                    </w:rPr>
-                    <w:t>với điều kiện</w:t>
-                  </w:r>
-                  <w:r>
-                    <w:rPr>
-                      <w:color w:val="000000"/>
-                    </w:rPr>
-                    <w:t>:</w:t>
-                  </w:r>
-                  <w:r>
-                    <w:rPr>
-                      <w:color w:val="000000"/>
-                    </w:rPr>
-                    <w:t xml:space="preserve"> </w:t>
-                  </w:r>
-                  <w:r>
-                    <w:rPr>
-                      <w:color w:val="000000"/>
-                    </w:rPr>
-                    <w:t xml:space="preserve"> </w:t>
-                  </w:r>
-                  <w:proofErr w:type="gramStart"/>
-                  <w:r>
-                    <w:rPr>
-                      <w:color w:val="000000"/>
-                    </w:rPr>
-                    <w:t>a</w:t>
-                  </w:r>
-                  <w:r>
-                    <w:rPr>
-                      <w:color w:val="000000"/>
-                    </w:rPr>
-                    <w:t>.CUSTOMER</w:t>
-                  </w:r>
-                  <w:proofErr w:type="gramEnd"/>
-                  <w:r>
-                    <w:rPr>
-                      <w:color w:val="000000"/>
-                    </w:rPr>
-                    <w:t xml:space="preserve">_SK = </w:t>
-                  </w:r>
-                  <w:proofErr w:type="gramStart"/>
-                  <w:r>
-                    <w:rPr>
-                      <w:color w:val="000000"/>
-                    </w:rPr>
-                    <w:t>d</w:t>
-                  </w:r>
-                  <w:r>
-                    <w:rPr>
-                      <w:color w:val="000000"/>
-                    </w:rPr>
-                    <w:t>.DIMENSION</w:t>
-                  </w:r>
-                  <w:proofErr w:type="gramEnd"/>
-                  <w:r>
-                    <w:rPr>
-                      <w:color w:val="000000"/>
-                    </w:rPr>
-                    <w:t xml:space="preserve">_KEY AND </w:t>
-                  </w:r>
-                  <w:proofErr w:type="gramStart"/>
-                  <w:r>
-                    <w:rPr>
-                      <w:color w:val="000000"/>
-                    </w:rPr>
-                    <w:t>d</w:t>
-                  </w:r>
-                  <w:r>
-                    <w:rPr>
-                      <w:color w:val="000000"/>
-                    </w:rPr>
-                    <w:t>.SEAB</w:t>
-                  </w:r>
-                  <w:proofErr w:type="gramEnd"/>
-                  <w:r>
-                    <w:rPr>
-                      <w:color w:val="000000"/>
-                    </w:rPr>
-                    <w:t>_CU_SEGMENT IN ('14', '21')</w:t>
-                  </w:r>
-                </w:p>
-              </w:tc>
-            </w:tr>
-            <w:tr>
-              <w:trPr>
-                <w:trHeight w:val="284"/>
-              </w:trPr>
-              <w:tc>
-                <w:tcPr>
-                  <w:tcW w:w="3278" w:type="dxa"/>
-                  <w:tcMar/>
-                </w:tcPr>
-                <w:p>
-                  <w:pPr>
-                    <w:spacing w:line="360" w:lineRule="auto"/>
-                    <w:ind w:right="34"/>
-                    <w:jc w:val="left"/>
-                    <w:rPr>
-                      <w:color w:val="000000"/>
-                    </w:rPr>
-                  </w:pPr>
-                  <w:r>
-                    <w:rPr>
-                      <w:color w:val="000000" w:themeColor="text1" w:themeTint="FF" w:themeShade="FF"/>
-                    </w:rPr>
-                    <w:t>SB_DTM.</w:t>
-                  </w:r>
-                  <w:r>
-                    <w:rPr>
-                      <w:color w:val="000000" w:themeColor="text1" w:themeTint="FF" w:themeShade="FF"/>
-                    </w:rPr>
-                    <w:t>DIM_COMPANY (e)</w:t>
-                  </w:r>
-                </w:p>
-              </w:tc>
-              <w:tc>
-                <w:tcPr>
-                  <w:tcW w:w="3370" w:type="dxa"/>
-                  <w:tcMar/>
-                </w:tcPr>
-                <w:p>
-                  <w:pPr>
-                    <w:pStyle w:val="Normal"/>
-                    <w:suppressLineNumbers w:val="0"/>
-                    <w:bidi w:val="0"/>
-                    <w:spacing w:before="0" w:beforeAutospacing="off" w:after="0" w:afterAutospacing="off" w:line="360" w:lineRule="auto"/>
-                    <w:ind w:left="0" w:right="175"/>
-                    <w:jc w:val="left"/>
-                    <w:rPr>
-                      <w:rFonts w:eastAsia="Times New Roman"/>
-                      <w:lang w:val="en-GB"/>
-                    </w:rPr>
-                  </w:pPr>
-                  <w:r>
-                    <w:rPr>
-                      <w:color w:val="000000" w:themeColor="text1" w:themeTint="FF" w:themeShade="FF"/>
-                    </w:rPr>
-                    <w:t xml:space="preserve">LEFT </w:t>
-                  </w:r>
-                  <w:r>
-                    <w:rPr>
-                      <w:color w:val="000000" w:themeColor="text1" w:themeTint="FF" w:themeShade="FF"/>
-                    </w:rPr>
-                    <w:t xml:space="preserve">JOIN  </w:t>
-                  </w:r>
-                  <w:r>
-                    <w:rPr>
-                      <w:color w:val="000000" w:themeColor="text1" w:themeTint="FF" w:themeShade="FF"/>
-                    </w:rPr>
-                    <w:t>với</w:t>
-                  </w:r>
-                  <w:r>
-                    <w:rPr>
-                      <w:color w:val="000000" w:themeColor="text1" w:themeTint="FF" w:themeShade="FF"/>
-                    </w:rPr>
-                    <w:t xml:space="preserve"> </w:t>
-                  </w:r>
-                  <w:r>
-                    <w:rPr>
-                      <w:color w:val="000000" w:themeColor="text1" w:themeTint="FF" w:themeShade="FF"/>
-                    </w:rPr>
-                    <w:t>điều</w:t>
-                  </w:r>
-                  <w:r>
-                    <w:rPr>
-                      <w:color w:val="000000" w:themeColor="text1" w:themeTint="FF" w:themeShade="FF"/>
-                    </w:rPr>
-                    <w:t xml:space="preserve"> </w:t>
-                  </w:r>
-                  <w:r>
-                    <w:rPr>
-                      <w:color w:val="000000" w:themeColor="text1" w:themeTint="FF" w:themeShade="FF"/>
-                    </w:rPr>
-                    <w:t>kiện</w:t>
-                  </w:r>
-                  <w:r>
-                    <w:rPr>
-                      <w:color w:val="000000" w:themeColor="text1" w:themeTint="FF" w:themeShade="FF"/>
-                    </w:rPr>
-                    <w:t>:</w:t>
-                  </w:r>
-                  <w:r>
-                    <w:rPr>
-                      <w:color w:val="000000" w:themeColor="text1" w:themeTint="FF" w:themeShade="FF"/>
-                    </w:rPr>
-                    <w:t xml:space="preserve"> </w:t>
-                  </w:r>
-                  <w:r>
-                    <w:rPr>
-                      <w:color w:val="000000" w:themeColor="text1" w:themeTint="FF" w:themeShade="FF"/>
-                    </w:rPr>
-                    <w:t>a</w:t>
-                  </w:r>
-                  <w:r>
-                    <w:rPr>
-                      <w:color w:val="000000" w:themeColor="text1" w:themeTint="FF" w:themeShade="FF"/>
-                    </w:rPr>
-                    <w:t>.CO</w:t>
-                  </w:r>
-                  <w:r>
-                    <w:rPr>
-                      <w:color w:val="000000" w:themeColor="text1" w:themeTint="FF" w:themeShade="FF"/>
-                    </w:rPr>
-                    <w:t>_CODE</w:t>
-                  </w:r>
-                  <w:r>
-                    <w:rPr>
-                      <w:color w:val="000000" w:themeColor="text1" w:themeTint="FF" w:themeShade="FF"/>
-                    </w:rPr>
-                    <w:t xml:space="preserve"> = </w:t>
-                  </w:r>
-                  <w:r>
-                    <w:rPr>
-                      <w:color w:val="000000" w:themeColor="text1" w:themeTint="FF" w:themeShade="FF"/>
-                    </w:rPr>
-                    <w:t>e</w:t>
-                  </w:r>
-                  <w:r>
-                    <w:rPr>
-                      <w:color w:val="000000" w:themeColor="text1" w:themeTint="FF" w:themeShade="FF"/>
-                    </w:rPr>
-                    <w:t>.COMPANY</w:t>
-                  </w:r>
-                  <w:r>
-                    <w:rPr>
-                      <w:color w:val="000000" w:themeColor="text1" w:themeTint="FF" w:themeShade="FF"/>
-                    </w:rPr>
-                    <w:t>_CODE</w:t>
-                  </w:r>
-                  <w:r>
-                    <w:rPr>
-                      <w:color w:val="000000" w:themeColor="text1" w:themeTint="FF" w:themeShade="FF"/>
-                    </w:rPr>
-                    <w:t xml:space="preserve"> and </w:t>
-                  </w:r>
-                  <w:r>
-                    <w:rPr>
-                      <w:color w:val="000000" w:themeColor="text1" w:themeTint="FF" w:themeShade="FF"/>
-                    </w:rPr>
-                    <w:t>e</w:t>
-                  </w:r>
-                  <w:r>
-                    <w:rPr>
-                      <w:color w:val="000000" w:themeColor="text1" w:themeTint="FF" w:themeShade="FF"/>
-                    </w:rPr>
-                    <w:t>.</w:t>
-                  </w:r>
-                  <w:r>
-                    <w:rPr>
-                      <w:color w:val="000000" w:themeColor="text1" w:themeTint="FF" w:themeShade="FF"/>
-                    </w:rPr>
-                    <w:t>COMPANY</w:t>
-                  </w:r>
-                  <w:r>
-                    <w:rPr>
-                      <w:color w:val="000000" w:themeColor="text1" w:themeTint="FF" w:themeShade="FF"/>
-                    </w:rPr>
-                    <w:t>_EXP_DATE IS NULL</w:t>
-                  </w:r>
-                </w:p>
-              </w:tc>
-            </w:tr>
-            <w:tr>
-              <w:trPr>
-                <w:trHeight w:val="284"/>
-              </w:trPr>
-              <w:tc>
-                <w:tcPr>
-                  <w:tcW w:w="3278" w:type="dxa"/>
-                  <w:tcMar/>
-                </w:tcPr>
-                <w:p>
-                  <w:pPr>
-                    <w:spacing w:line="360" w:lineRule="auto"/>
-                    <w:ind w:right="34"/>
-                    <w:jc w:val="left"/>
-                    <w:rPr>
-                      <w:color w:val="000000"/>
-                    </w:rPr>
-                  </w:pPr>
-                  <w:r>
-                    <w:rPr>
-                      <w:color w:val="000000" w:themeColor="text1" w:themeTint="FF" w:themeShade="FF"/>
-                    </w:rPr>
-                    <w:t>SB_DTM.</w:t>
-                  </w:r>
-                  <w:r>
-                    <w:rPr>
-                      <w:color w:val="000000" w:themeColor="text1" w:themeTint="FF" w:themeShade="FF"/>
-                    </w:rPr>
-                    <w:t>DIM_SEAB_PRODUCTS_DE (f)</w:t>
-                  </w:r>
-                </w:p>
-              </w:tc>
-              <w:tc>
-                <w:tcPr>
-                  <w:tcW w:w="3370" w:type="dxa"/>
-                  <w:tcMar/>
-                </w:tcPr>
-                <w:p>
-                  <w:pPr>
-                    <w:spacing w:line="360" w:lineRule="auto"/>
-                    <w:ind w:right="175"/>
-                    <w:jc w:val="left"/>
-                    <w:rPr>
-                      <w:rFonts w:eastAsia="Times New Roman"/>
-                      <w:lang w:val="en-GB"/>
-                    </w:rPr>
-                  </w:pPr>
-                  <w:r>
-                    <w:rPr>
-                      <w:color w:val="000000"/>
-                    </w:rPr>
-                    <w:t xml:space="preserve">LEFT JOIN </w:t>
-                  </w:r>
-                  <w:r>
-                    <w:rPr>
-                      <w:color w:val="000000"/>
-                    </w:rPr>
-                    <w:t>với điều kiện</w:t>
-                  </w:r>
-                  <w:r>
-                    <w:rPr>
-                      <w:color w:val="000000"/>
-                    </w:rPr>
-                    <w:t>:</w:t>
-                  </w:r>
-                  <w:r>
-                    <w:rPr>
-                      <w:color w:val="000000"/>
-                    </w:rPr>
-                    <w:t xml:space="preserve"> </w:t>
-                  </w:r>
-                  <w:proofErr w:type="gramStart"/>
-                  <w:r>
-                    <w:rPr>
-                      <w:color w:val="000000"/>
-                    </w:rPr>
-                    <w:t>a</w:t>
-                  </w:r>
-                  <w:r>
-                    <w:rPr>
-                      <w:color w:val="000000"/>
-                    </w:rPr>
-                    <w:t>.SEAB</w:t>
-                  </w:r>
-                  <w:proofErr w:type="gramEnd"/>
-                  <w:r>
-                    <w:rPr>
-                      <w:color w:val="000000"/>
-                    </w:rPr>
-                    <w:t xml:space="preserve">_PRODUCTS_SK = </w:t>
-                  </w:r>
-                  <w:proofErr w:type="gramStart"/>
-                  <w:r>
-                    <w:rPr>
-                      <w:color w:val="000000"/>
-                    </w:rPr>
-                    <w:t>f</w:t>
-                  </w:r>
-                  <w:r>
-                    <w:rPr>
-                      <w:color w:val="000000"/>
-                    </w:rPr>
-                    <w:t>.DIMENSION</w:t>
-                  </w:r>
-                  <w:proofErr w:type="gramEnd"/>
-                  <w:r>
-                    <w:rPr>
-                      <w:color w:val="000000"/>
-                    </w:rPr>
-                    <w:t>_KEY</w:t>
-                  </w:r>
-                </w:p>
-              </w:tc>
-            </w:tr>
-            <w:tr>
-              <w:trPr>
-                <w:trHeight w:val="284"/>
-              </w:trPr>
-              <w:tc>
-                <w:tcPr>
-                  <w:tcW w:w="3278" w:type="dxa"/>
-                  <w:tcMar/>
-                </w:tcPr>
-                <w:p>
-                  <w:pPr>
-                    <w:spacing w:line="360" w:lineRule="auto"/>
-                    <w:ind w:right="34"/>
-                    <w:jc w:val="left"/>
-                    <w:rPr>
-                      <w:color w:val="000000"/>
-                    </w:rPr>
-                  </w:pPr>
-                  <w:r>
-                    <w:rPr>
                       <w:color w:val="000000"/>
                     </w:rPr>
                     <w:t>TMP_REF_COMPANY_REGION (g)</w:t>
@@ -6598,56 +6717,88 @@
                   </w:pPr>
                   <w:r>
                     <w:rPr>
-                      <w:color w:val="000000"/>
+                      <w:color w:val="000000" w:themeColor="text1" w:themeTint="FF" w:themeShade="FF"/>
                     </w:rPr>
                     <w:t xml:space="preserve">LEFT JOIN </w:t>
                   </w:r>
                   <w:r>
                     <w:rPr>
-                      <w:color w:val="000000"/>
-                    </w:rPr>
-                    <w:t>với điều kiện</w:t>
+                      <w:color w:val="000000" w:themeColor="text1" w:themeTint="FF" w:themeShade="FF"/>
+                    </w:rPr>
+                    <w:t>với</w:t>
                   </w:r>
                   <w:r>
                     <w:rPr>
-                      <w:color w:val="000000"/>
+                      <w:color w:val="000000" w:themeColor="text1" w:themeTint="FF" w:themeShade="FF"/>
                     </w:rPr>
                     <w:t xml:space="preserve"> </w:t>
                   </w:r>
-                  <w:proofErr w:type="gramStart"/>
                   <w:r>
                     <w:rPr>
-                      <w:color w:val="000000"/>
+                      <w:color w:val="000000" w:themeColor="text1" w:themeTint="FF" w:themeShade="FF"/>
+                    </w:rPr>
+                    <w:t>điều</w:t>
+                  </w:r>
+                  <w:r>
+                    <w:rPr>
+                      <w:color w:val="000000" w:themeColor="text1" w:themeTint="FF" w:themeShade="FF"/>
+                    </w:rPr>
+                    <w:t xml:space="preserve"> </w:t>
+                  </w:r>
+                  <w:r>
+                    <w:rPr>
+                      <w:color w:val="000000" w:themeColor="text1" w:themeTint="FF" w:themeShade="FF"/>
+                    </w:rPr>
+                    <w:t>kiện</w:t>
+                  </w:r>
+                  <w:r>
+                    <w:rPr>
+                      <w:color w:val="000000" w:themeColor="text1" w:themeTint="FF" w:themeShade="FF"/>
+                    </w:rPr>
+                    <w:t xml:space="preserve"> </w:t>
+                  </w:r>
+                  <w:r>
+                    <w:rPr>
+                      <w:color w:val="000000" w:themeColor="text1" w:themeTint="FF" w:themeShade="FF"/>
                     </w:rPr>
                     <w:t>a</w:t>
                   </w:r>
                   <w:r>
                     <w:rPr>
-                      <w:color w:val="000000"/>
-                    </w:rPr>
-                    <w:t>.WI</w:t>
+                      <w:color w:val="000000" w:themeColor="text1" w:themeTint="FF" w:themeShade="FF"/>
+                    </w:rPr>
+                    <w:t>.</w:t>
                   </w:r>
-                  <w:proofErr w:type="gramEnd"/>
                   <w:r>
                     <w:rPr>
-                      <w:color w:val="000000"/>
-                    </w:rPr>
-                    <w:t xml:space="preserve">_NAME = </w:t>
+                      <w:color w:val="000000" w:themeColor="text1" w:themeTint="FF" w:themeShade="FF"/>
+                    </w:rPr>
+                    <w:t>SEAB_LOS_ID</w:t>
                   </w:r>
-                  <w:proofErr w:type="gramStart"/>
                   <w:r>
                     <w:rPr>
-                      <w:color w:val="000000"/>
+                      <w:color w:val="000000" w:themeColor="text1" w:themeTint="FF" w:themeShade="FF"/>
+                    </w:rPr>
+                    <w:t xml:space="preserve"> = </w:t>
+                  </w:r>
+                  <w:r>
+                    <w:rPr>
+                      <w:color w:val="000000" w:themeColor="text1" w:themeTint="FF" w:themeShade="FF"/>
                     </w:rPr>
                     <w:t>h</w:t>
                   </w:r>
                   <w:r>
                     <w:rPr>
-                      <w:color w:val="000000"/>
-                    </w:rPr>
-                    <w:t>.WINAME</w:t>
+                      <w:color w:val="000000" w:themeColor="text1" w:themeTint="FF" w:themeShade="FF"/>
+                    </w:rPr>
+                    <w:t>.WIN</w:t>
                   </w:r>
-                  <w:proofErr w:type="gramEnd"/>
+                  <w:r>
+                    <w:rPr>
+                      <w:color w:val="000000" w:themeColor="text1" w:themeTint="FF" w:themeShade="FF"/>
+                    </w:rPr>
+                    <w:t>AME</w:t>
+                  </w:r>
                 </w:p>
               </w:tc>
             </w:tr>
@@ -6976,9 +7127,16 @@
           </w:tcPr>
           <w:p>
             <w:pPr>
+              <w:pStyle w:val="Normal"/>
               <w:spacing w:line="360" w:lineRule="auto"/>
               <w:jc w:val="left"/>
             </w:pPr>
+            <w:r>
+              <w:rPr>
+                <w:color w:val="000000" w:themeColor="text1" w:themeTint="FF" w:themeShade="FF"/>
+              </w:rPr>
+              <w:t>STG_</w:t>
+            </w:r>
             <w:r>
               <w:rPr>
                 <w:color w:val="000000" w:themeColor="text1" w:themeTint="FF" w:themeShade="FF"/>
@@ -7071,12 +7229,19 @@
           </w:tcPr>
           <w:p>
             <w:pPr>
+              <w:pStyle w:val="Normal"/>
               <w:spacing w:line="360" w:lineRule="auto"/>
               <w:jc w:val="left"/>
               <w:rPr>
                 <w:rFonts w:eastAsia="Calibri"/>
               </w:rPr>
             </w:pPr>
+            <w:r>
+              <w:rPr>
+                <w:color w:val="000000" w:themeColor="text1" w:themeTint="FF" w:themeShade="FF"/>
+              </w:rPr>
+              <w:t>STG_</w:t>
+            </w:r>
             <w:r>
               <w:rPr>
                 <w:color w:val="000000" w:themeColor="text1" w:themeTint="FF" w:themeShade="FF"/>
@@ -7169,12 +7334,19 @@
           </w:tcPr>
           <w:p>
             <w:pPr>
+              <w:pStyle w:val="Normal"/>
               <w:spacing w:line="360" w:lineRule="auto"/>
               <w:jc w:val="left"/>
               <w:rPr>
                 <w:rFonts w:eastAsia="Calibri"/>
               </w:rPr>
             </w:pPr>
+            <w:r>
+              <w:rPr>
+                <w:color w:val="000000" w:themeColor="text1" w:themeTint="FF" w:themeShade="FF"/>
+              </w:rPr>
+              <w:t>STG_</w:t>
+            </w:r>
             <w:r>
               <w:rPr>
                 <w:color w:val="000000" w:themeColor="text1" w:themeTint="FF" w:themeShade="FF"/>
@@ -7267,12 +7439,19 @@
           </w:tcPr>
           <w:p>
             <w:pPr>
+              <w:pStyle w:val="Normal"/>
               <w:spacing w:line="360" w:lineRule="auto"/>
               <w:jc w:val="left"/>
               <w:rPr>
                 <w:rFonts w:eastAsia="Calibri"/>
               </w:rPr>
             </w:pPr>
+            <w:r>
+              <w:rPr>
+                <w:color w:val="000000" w:themeColor="text1" w:themeTint="FF" w:themeShade="FF"/>
+              </w:rPr>
+              <w:t>STG_</w:t>
+            </w:r>
             <w:r>
               <w:rPr>
                 <w:color w:val="000000" w:themeColor="text1" w:themeTint="FF" w:themeShade="FF"/>
@@ -7353,12 +7532,19 @@
           </w:tcPr>
           <w:p>
             <w:pPr>
+              <w:pStyle w:val="Normal"/>
               <w:spacing w:line="360" w:lineRule="auto"/>
               <w:jc w:val="left"/>
               <w:rPr>
                 <w:rFonts w:eastAsia="Calibri"/>
               </w:rPr>
             </w:pPr>
+            <w:r>
+              <w:rPr>
+                <w:color w:val="000000" w:themeColor="text1" w:themeTint="FF" w:themeShade="FF"/>
+              </w:rPr>
+              <w:t>STG_</w:t>
+            </w:r>
             <w:r>
               <w:rPr>
                 <w:color w:val="000000" w:themeColor="text1" w:themeTint="FF" w:themeShade="FF"/>
@@ -7533,12 +7719,19 @@
           </w:tcPr>
           <w:p>
             <w:pPr>
+              <w:pStyle w:val="Normal"/>
               <w:spacing w:line="360" w:lineRule="auto"/>
               <w:jc w:val="left"/>
               <w:rPr>
                 <w:rFonts w:eastAsia="Calibri"/>
               </w:rPr>
             </w:pPr>
+            <w:r>
+              <w:rPr>
+                <w:color w:val="000000" w:themeColor="text1" w:themeTint="FF" w:themeShade="FF"/>
+              </w:rPr>
+              <w:t>STG_</w:t>
+            </w:r>
             <w:r>
               <w:rPr>
                 <w:color w:val="000000" w:themeColor="text1" w:themeTint="FF" w:themeShade="FF"/>
@@ -7632,12 +7825,19 @@
           </w:tcPr>
           <w:p>
             <w:pPr>
+              <w:pStyle w:val="Normal"/>
               <w:spacing w:line="360" w:lineRule="auto"/>
               <w:jc w:val="left"/>
               <w:rPr>
                 <w:color w:val="000000"/>
               </w:rPr>
             </w:pPr>
+            <w:r>
+              <w:rPr>
+                <w:color w:val="000000" w:themeColor="text1" w:themeTint="FF" w:themeShade="FF"/>
+              </w:rPr>
+              <w:t>STG_</w:t>
+            </w:r>
             <w:r>
               <w:rPr>
                 <w:color w:val="000000" w:themeColor="text1" w:themeTint="FF" w:themeShade="FF"/>
@@ -7719,12 +7919,19 @@
           </w:tcPr>
           <w:p>
             <w:pPr>
+              <w:pStyle w:val="Normal"/>
               <w:spacing w:line="360" w:lineRule="auto"/>
               <w:jc w:val="left"/>
               <w:rPr>
                 <w:rFonts w:eastAsia="Calibri"/>
               </w:rPr>
             </w:pPr>
+            <w:r>
+              <w:rPr>
+                <w:color w:val="000000" w:themeColor="text1" w:themeTint="FF" w:themeShade="FF"/>
+              </w:rPr>
+              <w:t>STG_</w:t>
+            </w:r>
             <w:r>
               <w:rPr>
                 <w:color w:val="000000" w:themeColor="text1" w:themeTint="FF" w:themeShade="FF"/>
@@ -7806,12 +8013,19 @@
           </w:tcPr>
           <w:p>
             <w:pPr>
+              <w:pStyle w:val="Normal"/>
               <w:spacing w:line="360" w:lineRule="auto"/>
               <w:jc w:val="left"/>
               <w:rPr>
                 <w:rFonts w:eastAsia="Calibri"/>
               </w:rPr>
             </w:pPr>
+            <w:r>
+              <w:rPr>
+                <w:color w:val="000000" w:themeColor="text1" w:themeTint="FF" w:themeShade="FF"/>
+              </w:rPr>
+              <w:t>STG_</w:t>
+            </w:r>
             <w:r>
               <w:rPr>
                 <w:color w:val="000000" w:themeColor="text1" w:themeTint="FF" w:themeShade="FF"/>
@@ -7893,12 +8107,19 @@
           </w:tcPr>
           <w:p>
             <w:pPr>
+              <w:pStyle w:val="Normal"/>
               <w:spacing w:line="360" w:lineRule="auto"/>
               <w:jc w:val="left"/>
               <w:rPr>
                 <w:rFonts w:eastAsia="Calibri"/>
               </w:rPr>
             </w:pPr>
+            <w:r>
+              <w:rPr>
+                <w:color w:val="000000" w:themeColor="text1" w:themeTint="FF" w:themeShade="FF"/>
+              </w:rPr>
+              <w:t>STG_</w:t>
+            </w:r>
             <w:r>
               <w:rPr>
                 <w:color w:val="000000" w:themeColor="text1" w:themeTint="FF" w:themeShade="FF"/>
@@ -8010,12 +8231,19 @@
           </w:tcPr>
           <w:p>
             <w:pPr>
+              <w:pStyle w:val="Normal"/>
               <w:spacing w:line="360" w:lineRule="auto"/>
               <w:jc w:val="left"/>
               <w:rPr>
                 <w:color w:val="000000"/>
               </w:rPr>
             </w:pPr>
+            <w:r>
+              <w:rPr>
+                <w:color w:val="000000" w:themeColor="text1" w:themeTint="FF" w:themeShade="FF"/>
+              </w:rPr>
+              <w:t>STG_</w:t>
+            </w:r>
             <w:r>
               <w:rPr>
                 <w:color w:val="000000" w:themeColor="text1" w:themeTint="FF" w:themeShade="FF"/>
@@ -8153,12 +8381,19 @@
           </w:tcPr>
           <w:p>
             <w:pPr>
+              <w:pStyle w:val="Normal"/>
               <w:spacing w:line="360" w:lineRule="auto"/>
               <w:jc w:val="left"/>
               <w:rPr>
                 <w:rFonts w:eastAsia="Calibri"/>
               </w:rPr>
             </w:pPr>
+            <w:r>
+              <w:rPr>
+                <w:color w:val="000000" w:themeColor="text1" w:themeTint="FF" w:themeShade="FF"/>
+              </w:rPr>
+              <w:t>STG_</w:t>
+            </w:r>
             <w:r>
               <w:rPr>
                 <w:color w:val="000000" w:themeColor="text1" w:themeTint="FF" w:themeShade="FF"/>
@@ -8252,12 +8487,19 @@
           </w:tcPr>
           <w:p>
             <w:pPr>
+              <w:pStyle w:val="Normal"/>
               <w:spacing w:line="360" w:lineRule="auto"/>
               <w:jc w:val="left"/>
               <w:rPr>
                 <w:color w:val="000000"/>
               </w:rPr>
             </w:pPr>
+            <w:r>
+              <w:rPr>
+                <w:color w:val="000000" w:themeColor="text1" w:themeTint="FF" w:themeShade="FF"/>
+              </w:rPr>
+              <w:t>STG_</w:t>
+            </w:r>
             <w:r>
               <w:rPr>
                 <w:color w:val="000000" w:themeColor="text1" w:themeTint="FF" w:themeShade="FF"/>
@@ -8501,12 +8743,19 @@
           </w:tcPr>
           <w:p>
             <w:pPr>
+              <w:pStyle w:val="Normal"/>
               <w:spacing w:line="360" w:lineRule="auto"/>
               <w:jc w:val="left"/>
               <w:rPr>
                 <w:rFonts w:eastAsia="Calibri"/>
               </w:rPr>
             </w:pPr>
+            <w:r>
+              <w:rPr>
+                <w:color w:val="000000" w:themeColor="text1" w:themeTint="FF" w:themeShade="FF"/>
+              </w:rPr>
+              <w:t>STG_</w:t>
+            </w:r>
             <w:r>
               <w:rPr>
                 <w:color w:val="000000" w:themeColor="text1" w:themeTint="FF" w:themeShade="FF"/>
@@ -8589,12 +8838,19 @@
           </w:tcPr>
           <w:p>
             <w:pPr>
+              <w:pStyle w:val="Normal"/>
               <w:spacing w:line="360" w:lineRule="auto"/>
               <w:jc w:val="left"/>
               <w:rPr>
                 <w:rFonts w:eastAsia="Calibri"/>
               </w:rPr>
             </w:pPr>
+            <w:r>
+              <w:rPr>
+                <w:color w:val="000000" w:themeColor="text1" w:themeTint="FF" w:themeShade="FF"/>
+              </w:rPr>
+              <w:t>STG_</w:t>
+            </w:r>
             <w:r>
               <w:rPr>
                 <w:color w:val="000000" w:themeColor="text1" w:themeTint="FF" w:themeShade="FF"/>
@@ -8942,12 +9198,19 @@
           </w:tcPr>
           <w:p>
             <w:pPr>
+              <w:pStyle w:val="Normal"/>
               <w:spacing w:line="360" w:lineRule="auto"/>
               <w:jc w:val="left"/>
               <w:rPr>
                 <w:rFonts w:eastAsia="Calibri"/>
               </w:rPr>
             </w:pPr>
+            <w:r>
+              <w:rPr>
+                <w:color w:val="000000" w:themeColor="text1" w:themeTint="FF" w:themeShade="FF"/>
+              </w:rPr>
+              <w:t>STG_</w:t>
+            </w:r>
             <w:r>
               <w:rPr>
                 <w:color w:val="000000" w:themeColor="text1" w:themeTint="FF" w:themeShade="FF"/>
@@ -9030,12 +9293,19 @@
           </w:tcPr>
           <w:p>
             <w:pPr>
+              <w:pStyle w:val="Normal"/>
               <w:spacing w:line="360" w:lineRule="auto"/>
               <w:jc w:val="left"/>
               <w:rPr>
                 <w:rFonts w:eastAsia="Calibri"/>
               </w:rPr>
             </w:pPr>
+            <w:r>
+              <w:rPr>
+                <w:color w:val="000000" w:themeColor="text1" w:themeTint="FF" w:themeShade="FF"/>
+              </w:rPr>
+              <w:t>STG_</w:t>
+            </w:r>
             <w:r>
               <w:rPr>
                 <w:color w:val="000000" w:themeColor="text1" w:themeTint="FF" w:themeShade="FF"/>

--- a/input/srs_report/BC10_PDTD_DTM_SRS_v1.0.docx
+++ b/input/srs_report/BC10_PDTD_DTM_SRS_v1.0.docx
@@ -6468,67 +6468,117 @@
                   </w:pPr>
                   <w:r>
                     <w:rPr>
-                      <w:color w:val="000000"/>
+                      <w:color w:val="000000" w:themeColor="text1" w:themeTint="FF" w:themeShade="FF"/>
                     </w:rPr>
                     <w:t xml:space="preserve">LEFT JOIN </w:t>
                   </w:r>
                   <w:r>
                     <w:rPr>
-                      <w:color w:val="000000"/>
-                    </w:rPr>
-                    <w:t>với điều kiện</w:t>
+                      <w:color w:val="000000" w:themeColor="text1" w:themeTint="FF" w:themeShade="FF"/>
+                    </w:rPr>
+                    <w:t>với</w:t>
                   </w:r>
                   <w:r>
                     <w:rPr>
-                      <w:color w:val="000000"/>
+                      <w:color w:val="000000" w:themeColor="text1" w:themeTint="FF" w:themeShade="FF"/>
+                    </w:rPr>
+                    <w:t xml:space="preserve"> </w:t>
+                  </w:r>
+                  <w:r>
+                    <w:rPr>
+                      <w:color w:val="000000" w:themeColor="text1" w:themeTint="FF" w:themeShade="FF"/>
+                    </w:rPr>
+                    <w:t>điều</w:t>
+                  </w:r>
+                  <w:r>
+                    <w:rPr>
+                      <w:color w:val="000000" w:themeColor="text1" w:themeTint="FF" w:themeShade="FF"/>
+                    </w:rPr>
+                    <w:t xml:space="preserve"> </w:t>
+                  </w:r>
+                  <w:r>
+                    <w:rPr>
+                      <w:color w:val="000000" w:themeColor="text1" w:themeTint="FF" w:themeShade="FF"/>
+                    </w:rPr>
+                    <w:t>kiện</w:t>
+                  </w:r>
+                  <w:r>
+                    <w:rPr>
+                      <w:color w:val="000000" w:themeColor="text1" w:themeTint="FF" w:themeShade="FF"/>
                     </w:rPr>
                     <w:t>:</w:t>
                   </w:r>
                   <w:r>
                     <w:rPr>
-                      <w:color w:val="000000"/>
+                      <w:color w:val="000000" w:themeColor="text1" w:themeTint="FF" w:themeShade="FF"/>
                     </w:rPr>
                     <w:t xml:space="preserve"> </w:t>
                   </w:r>
-                  <w:proofErr w:type="gramStart"/>
                   <w:r>
                     <w:rPr>
-                      <w:color w:val="000000"/>
+                      <w:color w:val="000000" w:themeColor="text1" w:themeTint="FF" w:themeShade="FF"/>
                     </w:rPr>
                     <w:t>a</w:t>
                   </w:r>
                   <w:r>
                     <w:rPr>
-                      <w:color w:val="000000"/>
+                      <w:color w:val="000000" w:themeColor="text1" w:themeTint="FF" w:themeShade="FF"/>
                     </w:rPr>
                     <w:t>.SEAB</w:t>
                   </w:r>
-                  <w:proofErr w:type="gramEnd"/>
                   <w:r>
                     <w:rPr>
-                      <w:color w:val="000000"/>
-                    </w:rPr>
-                    <w:t xml:space="preserve">_PRODUCTS_SK = </w:t>
+                      <w:color w:val="000000" w:themeColor="text1" w:themeTint="FF" w:themeShade="FF"/>
+                    </w:rPr>
+                    <w:t>_PRODUCTS_</w:t>
                   </w:r>
-                  <w:proofErr w:type="gramStart"/>
                   <w:r>
                     <w:rPr>
-                      <w:color w:val="000000"/>
+                      <w:color w:val="000000" w:themeColor="text1" w:themeTint="FF" w:themeShade="FF"/>
+                    </w:rPr>
+                    <w:t>DE_</w:t>
+                  </w:r>
+                  <w:r>
+                    <w:rPr>
+                      <w:color w:val="000000" w:themeColor="text1" w:themeTint="FF" w:themeShade="FF"/>
+                    </w:rPr>
+                    <w:t>SK</w:t>
+                  </w:r>
+                  <w:r>
+                    <w:rPr>
+                      <w:color w:val="000000" w:themeColor="text1" w:themeTint="FF" w:themeShade="FF"/>
+                    </w:rPr>
+                    <w:t xml:space="preserve"> </w:t>
+                  </w:r>
+                  <w:r>
+                    <w:rPr>
+                      <w:color w:val="000000" w:themeColor="text1" w:themeTint="FF" w:themeShade="FF"/>
+                    </w:rPr>
+                    <w:t xml:space="preserve">= </w:t>
+                  </w:r>
+                  <w:r>
+                    <w:rPr>
+                      <w:color w:val="000000" w:themeColor="text1" w:themeTint="FF" w:themeShade="FF"/>
                     </w:rPr>
                     <w:t>f</w:t>
                   </w:r>
                   <w:r>
                     <w:rPr>
-                      <w:color w:val="000000"/>
+                      <w:color w:val="000000" w:themeColor="text1" w:themeTint="FF" w:themeShade="FF"/>
                     </w:rPr>
                     <w:t>.DIMENSION</w:t>
                   </w:r>
-                  <w:proofErr w:type="gramEnd"/>
                   <w:r>
                     <w:rPr>
-                      <w:color w:val="000000"/>
-                    </w:rPr>
-                    <w:t>_KEY</w:t>
+                      <w:color w:val="000000" w:themeColor="text1" w:themeTint="FF" w:themeShade="FF"/>
+                    </w:rPr>
+                    <w:t>_K</w:t>
+                  </w:r>
+                  <w:r>
+                    <w:rPr>
+                      <w:color w:val="000000" w:themeColor="text1" w:themeTint="FF" w:themeShade="FF"/>
+                    </w:rPr>
+                    <w:t>EY</w:t>
                   </w:r>
                 </w:p>
               </w:tc>

--- a/input/srs_report/BC10_PDTD_DTM_SRS_v1.0.docx
+++ b/input/srs_report/BC10_PDTD_DTM_SRS_v1.0.docx
@@ -5880,32 +5880,34 @@
                   </w:pPr>
                   <w:r>
                     <w:rPr>
-                      <w:color w:val="000000"/>
+                      <w:color w:val="000000" w:themeColor="text1" w:themeTint="FF" w:themeShade="FF"/>
                     </w:rPr>
                     <w:t xml:space="preserve">LEFT JOIN với điều kiện: </w:t>
                   </w:r>
-                  <w:proofErr w:type="gramStart"/>
                   <w:r>
                     <w:rPr>
-                      <w:color w:val="000000"/>
+                      <w:color w:val="000000" w:themeColor="text1" w:themeTint="FF" w:themeShade="FF"/>
                     </w:rPr>
                     <w:t>a.PD</w:t>
                   </w:r>
-                  <w:proofErr w:type="gramEnd"/>
                   <w:r>
                     <w:rPr>
-                      <w:color w:val="000000"/>
+                      <w:color w:val="000000" w:themeColor="text1" w:themeTint="FF" w:themeShade="FF"/>
                     </w:rPr>
                     <w:t xml:space="preserve">_CONTRACT = </w:t>
                   </w:r>
-                  <w:proofErr w:type="gramStart"/>
                   <w:r>
                     <w:rPr>
-                      <w:color w:val="000000"/>
+                      <w:color w:val="000000" w:themeColor="text1" w:themeTint="FF" w:themeShade="FF"/>
                     </w:rPr>
                     <w:t>b.CONTRACT</w:t>
                   </w:r>
-                  <w:proofErr w:type="gramEnd"/>
+                  <w:r>
+                    <w:rPr>
+                      <w:color w:val="000000" w:themeColor="text1" w:themeTint="FF" w:themeShade="FF"/>
+                    </w:rPr>
+                    <w:t xml:space="preserve"> and a.DAYID = b.DAYID</w:t>
+                  </w:r>
                 </w:p>
               </w:tc>
             </w:tr>
